--- a/reports/budget_analysis.docx
+++ b/reports/budget_analysis.docx
@@ -15760,6 +15760,443 @@
                 <w:rFonts w:ascii="NikoshBAN" w:hAnsi="NikoshBAN" w:eastAsia="NikoshBAN" w:cs="NikoshBAN"/>
                 <w:i w:val="false"/>
                 <w:b w:val="false"/>
+                <w:u w:val="none"/>
+                <w:strike w:val="false"/>
+                <w:sz w:val="22"/>
+                <w:szCs w:val="22"/>
+                <w:color w:val="000000"/>
+              </w:rPr>
+              <w:t xml:space="preserve"/>
+            </w:r>
+          </w:p>
+        </w:tc>
+      </w:tr>
+      <w:tr>
+        <w:trPr>
+          <w:trHeight w:val="360" w:hRule="auto"/>
+        </w:trPr>
+        <w:tc>
+          <w:tcPr>
+            <w:tcBorders>
+              <w:bottom w:val="single" w:sz="8" w:space="0" w:color="000000"/>
+              <w:top w:val="single" w:sz="8" w:space="0" w:color="000000"/>
+              <w:left w:val="single" w:sz="8" w:space="0" w:color="000000"/>
+              <w:right w:val="single" w:sz="8" w:space="0" w:color="000000"/>
+            </w:tcBorders>
+            <w:shd w:val="clear" w:color="auto" w:fill="FFFFFF"/>
+            <w:tcMar>
+              <w:top w:w="0" w:type="dxa"/>
+              <w:bottom w:w="0" w:type="dxa"/>
+              <w:left w:w="0" w:type="dxa"/>
+              <w:right w:w="0" w:type="dxa"/>
+            </w:tcMar>
+            <w:vAlign w:val="center"/>
+          </w:tcPr>
+          <w:p>
+            <w:pPr>
+              <w:jc w:val="left"/>
+              <w:pBdr>
+                <w:bottom w:val="none" w:sz="0" w:space="0" w:color="000000"/>
+                <w:top w:val="none" w:sz="0" w:space="0" w:color="000000"/>
+                <w:left w:val="none" w:sz="0" w:space="0" w:color="000000"/>
+                <w:right w:val="none" w:sz="0" w:space="0" w:color="000000"/>
+              </w:pBdr>
+              <w:spacing w:after="100" w:before="100" w:line="240"/>
+              <w:ind w:left="100" w:right="100" w:firstLine="0" w:firstLineChars="0"/>
+              <w:rPr>
+                <w:rFonts w:ascii="NikoshBAN" w:hAnsi="NikoshBAN" w:eastAsia="NikoshBAN" w:cs="NikoshBAN"/>
+                <w:i w:val="false"/>
+                <w:b w:val="true"/>
+                <w:u w:val="none"/>
+                <w:strike w:val="false"/>
+                <w:sz w:val="22"/>
+                <w:szCs w:val="22"/>
+                <w:color w:val="000000"/>
+              </w:rPr>
+            </w:pPr>
+            <w:r xmlns:w="http://schemas.openxmlformats.org/wordprocessingml/2006/main" xmlns:wp="http://schemas.openxmlformats.org/drawingml/2006/wordprocessingDrawing" xmlns:r="http://schemas.openxmlformats.org/officeDocument/2006/relationships" xmlns:w14="http://schemas.microsoft.com/office/word/2010/wordml">
+              <w:rPr>
+                <w:rFonts w:ascii="NikoshBAN" w:hAnsi="NikoshBAN" w:eastAsia="NikoshBAN" w:cs="NikoshBAN"/>
+                <w:i w:val="false"/>
+                <w:b w:val="true"/>
+                <w:u w:val="none"/>
+                <w:strike w:val="false"/>
+                <w:sz w:val="22"/>
+                <w:szCs w:val="22"/>
+                <w:color w:val="000000"/>
+              </w:rPr>
+              <w:t xml:space="preserve">বাজেট সহায়তা বিপিপিএ</w:t>
+            </w:r>
+          </w:p>
+        </w:tc>
+        <w:tc>
+          <w:tcPr>
+            <w:tcBorders>
+              <w:bottom w:val="single" w:sz="8" w:space="0" w:color="000000"/>
+              <w:top w:val="single" w:sz="8" w:space="0" w:color="000000"/>
+              <w:left w:val="single" w:sz="8" w:space="0" w:color="000000"/>
+              <w:right w:val="single" w:sz="8" w:space="0" w:color="000000"/>
+            </w:tcBorders>
+            <w:shd w:val="clear" w:color="auto" w:fill="FFFFFF"/>
+            <w:tcMar>
+              <w:top w:w="0" w:type="dxa"/>
+              <w:bottom w:w="0" w:type="dxa"/>
+              <w:left w:w="0" w:type="dxa"/>
+              <w:right w:w="0" w:type="dxa"/>
+            </w:tcMar>
+            <w:vAlign w:val="center"/>
+          </w:tcPr>
+          <w:p>
+            <w:pPr>
+              <w:jc w:val="right"/>
+              <w:pBdr>
+                <w:bottom w:val="none" w:sz="0" w:space="0" w:color="000000"/>
+                <w:top w:val="none" w:sz="0" w:space="0" w:color="000000"/>
+                <w:left w:val="none" w:sz="0" w:space="0" w:color="000000"/>
+                <w:right w:val="none" w:sz="0" w:space="0" w:color="000000"/>
+              </w:pBdr>
+              <w:spacing w:after="100" w:before="100" w:line="240"/>
+              <w:ind w:left="100" w:right="100" w:firstLine="0" w:firstLineChars="0"/>
+              <w:rPr>
+                <w:rFonts w:ascii="NikoshBAN" w:hAnsi="NikoshBAN" w:eastAsia="NikoshBAN" w:cs="NikoshBAN"/>
+                <w:i w:val="false"/>
+                <w:b w:val="true"/>
+                <w:u w:val="none"/>
+                <w:strike w:val="false"/>
+                <w:sz w:val="22"/>
+                <w:szCs w:val="22"/>
+                <w:color w:val="000000"/>
+              </w:rPr>
+            </w:pPr>
+            <w:r xmlns:w="http://schemas.openxmlformats.org/wordprocessingml/2006/main" xmlns:wp="http://schemas.openxmlformats.org/drawingml/2006/wordprocessingDrawing" xmlns:r="http://schemas.openxmlformats.org/officeDocument/2006/relationships" xmlns:w14="http://schemas.microsoft.com/office/word/2010/wordml">
+              <w:rPr>
+                <w:rFonts w:ascii="NikoshBAN" w:hAnsi="NikoshBAN" w:eastAsia="NikoshBAN" w:cs="NikoshBAN"/>
+                <w:i w:val="false"/>
+                <w:b w:val="true"/>
+                <w:u w:val="none"/>
+                <w:strike w:val="false"/>
+                <w:sz w:val="22"/>
+                <w:szCs w:val="22"/>
+                <w:color w:val="000000"/>
+              </w:rPr>
+              <w:t xml:space="preserve">11.30</w:t>
+            </w:r>
+          </w:p>
+        </w:tc>
+        <w:tc>
+          <w:tcPr>
+            <w:tcBorders>
+              <w:bottom w:val="single" w:sz="8" w:space="0" w:color="000000"/>
+              <w:top w:val="single" w:sz="8" w:space="0" w:color="000000"/>
+              <w:left w:val="single" w:sz="8" w:space="0" w:color="000000"/>
+              <w:right w:val="single" w:sz="8" w:space="0" w:color="000000"/>
+            </w:tcBorders>
+            <w:shd w:val="clear" w:color="auto" w:fill="FFFFFF"/>
+            <w:tcMar>
+              <w:top w:w="0" w:type="dxa"/>
+              <w:bottom w:w="0" w:type="dxa"/>
+              <w:left w:w="0" w:type="dxa"/>
+              <w:right w:w="0" w:type="dxa"/>
+            </w:tcMar>
+            <w:vAlign w:val="center"/>
+          </w:tcPr>
+          <w:p>
+            <w:pPr>
+              <w:jc w:val="right"/>
+              <w:pBdr>
+                <w:bottom w:val="none" w:sz="0" w:space="0" w:color="000000"/>
+                <w:top w:val="none" w:sz="0" w:space="0" w:color="000000"/>
+                <w:left w:val="none" w:sz="0" w:space="0" w:color="000000"/>
+                <w:right w:val="none" w:sz="0" w:space="0" w:color="000000"/>
+              </w:pBdr>
+              <w:spacing w:after="100" w:before="100" w:line="240"/>
+              <w:ind w:left="100" w:right="100" w:firstLine="0" w:firstLineChars="0"/>
+              <w:rPr>
+                <w:rFonts w:ascii="NikoshBAN" w:hAnsi="NikoshBAN" w:eastAsia="NikoshBAN" w:cs="NikoshBAN"/>
+                <w:i w:val="false"/>
+                <w:b w:val="true"/>
+                <w:u w:val="none"/>
+                <w:strike w:val="false"/>
+                <w:sz w:val="22"/>
+                <w:szCs w:val="22"/>
+                <w:color w:val="000000"/>
+              </w:rPr>
+            </w:pPr>
+            <w:r xmlns:w="http://schemas.openxmlformats.org/wordprocessingml/2006/main" xmlns:wp="http://schemas.openxmlformats.org/drawingml/2006/wordprocessingDrawing" xmlns:r="http://schemas.openxmlformats.org/officeDocument/2006/relationships" xmlns:w14="http://schemas.microsoft.com/office/word/2010/wordml">
+              <w:rPr>
+                <w:rFonts w:ascii="NikoshBAN" w:hAnsi="NikoshBAN" w:eastAsia="NikoshBAN" w:cs="NikoshBAN"/>
+                <w:i w:val="false"/>
+                <w:b w:val="true"/>
+                <w:u w:val="none"/>
+                <w:strike w:val="false"/>
+                <w:sz w:val="22"/>
+                <w:szCs w:val="22"/>
+                <w:color w:val="000000"/>
+              </w:rPr>
+              <w:t xml:space="preserve">2.82</w:t>
+            </w:r>
+          </w:p>
+        </w:tc>
+        <w:tc>
+          <w:tcPr>
+            <w:tcBorders>
+              <w:bottom w:val="single" w:sz="8" w:space="0" w:color="000000"/>
+              <w:top w:val="single" w:sz="8" w:space="0" w:color="000000"/>
+              <w:left w:val="single" w:sz="8" w:space="0" w:color="000000"/>
+              <w:right w:val="single" w:sz="8" w:space="0" w:color="000000"/>
+            </w:tcBorders>
+            <w:shd w:val="clear" w:color="auto" w:fill="FFFFFF"/>
+            <w:tcMar>
+              <w:top w:w="0" w:type="dxa"/>
+              <w:bottom w:w="0" w:type="dxa"/>
+              <w:left w:w="0" w:type="dxa"/>
+              <w:right w:w="0" w:type="dxa"/>
+            </w:tcMar>
+            <w:vAlign w:val="center"/>
+          </w:tcPr>
+          <w:p>
+            <w:pPr>
+              <w:jc w:val="right"/>
+              <w:pBdr>
+                <w:bottom w:val="none" w:sz="0" w:space="0" w:color="000000"/>
+                <w:top w:val="none" w:sz="0" w:space="0" w:color="000000"/>
+                <w:left w:val="none" w:sz="0" w:space="0" w:color="000000"/>
+                <w:right w:val="none" w:sz="0" w:space="0" w:color="000000"/>
+              </w:pBdr>
+              <w:spacing w:after="100" w:before="100" w:line="240"/>
+              <w:ind w:left="100" w:right="100" w:firstLine="0" w:firstLineChars="0"/>
+              <w:rPr>
+                <w:rFonts w:ascii="NikoshBAN" w:hAnsi="NikoshBAN" w:eastAsia="NikoshBAN" w:cs="NikoshBAN"/>
+                <w:i w:val="false"/>
+                <w:b w:val="true"/>
+                <w:u w:val="none"/>
+                <w:strike w:val="false"/>
+                <w:sz w:val="22"/>
+                <w:szCs w:val="22"/>
+                <w:color w:val="000000"/>
+              </w:rPr>
+            </w:pPr>
+            <w:r xmlns:w="http://schemas.openxmlformats.org/wordprocessingml/2006/main" xmlns:wp="http://schemas.openxmlformats.org/drawingml/2006/wordprocessingDrawing" xmlns:r="http://schemas.openxmlformats.org/officeDocument/2006/relationships" xmlns:w14="http://schemas.microsoft.com/office/word/2010/wordml">
+              <w:rPr>
+                <w:rFonts w:ascii="NikoshBAN" w:hAnsi="NikoshBAN" w:eastAsia="NikoshBAN" w:cs="NikoshBAN"/>
+                <w:i w:val="false"/>
+                <w:b w:val="true"/>
+                <w:u w:val="none"/>
+                <w:strike w:val="false"/>
+                <w:sz w:val="22"/>
+                <w:szCs w:val="22"/>
+                <w:color w:val="000000"/>
+              </w:rPr>
+              <w:t xml:space="preserve">0.00</w:t>
+            </w:r>
+          </w:p>
+        </w:tc>
+        <w:tc>
+          <w:tcPr>
+            <w:tcBorders>
+              <w:bottom w:val="single" w:sz="8" w:space="0" w:color="000000"/>
+              <w:top w:val="single" w:sz="8" w:space="0" w:color="000000"/>
+              <w:left w:val="single" w:sz="8" w:space="0" w:color="000000"/>
+              <w:right w:val="single" w:sz="8" w:space="0" w:color="000000"/>
+            </w:tcBorders>
+            <w:shd w:val="clear" w:color="auto" w:fill="FFFFFF"/>
+            <w:tcMar>
+              <w:top w:w="0" w:type="dxa"/>
+              <w:bottom w:w="0" w:type="dxa"/>
+              <w:left w:w="0" w:type="dxa"/>
+              <w:right w:w="0" w:type="dxa"/>
+            </w:tcMar>
+            <w:vAlign w:val="center"/>
+          </w:tcPr>
+          <w:p>
+            <w:pPr>
+              <w:jc w:val="right"/>
+              <w:pBdr>
+                <w:bottom w:val="none" w:sz="0" w:space="0" w:color="000000"/>
+                <w:top w:val="none" w:sz="0" w:space="0" w:color="000000"/>
+                <w:left w:val="none" w:sz="0" w:space="0" w:color="000000"/>
+                <w:right w:val="none" w:sz="0" w:space="0" w:color="000000"/>
+              </w:pBdr>
+              <w:spacing w:after="100" w:before="100" w:line="240"/>
+              <w:ind w:left="100" w:right="100" w:firstLine="0" w:firstLineChars="0"/>
+              <w:rPr>
+                <w:rFonts w:ascii="NikoshBAN" w:hAnsi="NikoshBAN" w:eastAsia="NikoshBAN" w:cs="NikoshBAN"/>
+                <w:i w:val="false"/>
+                <w:b w:val="true"/>
+                <w:u w:val="none"/>
+                <w:strike w:val="false"/>
+                <w:sz w:val="22"/>
+                <w:szCs w:val="22"/>
+                <w:color w:val="000000"/>
+              </w:rPr>
+            </w:pPr>
+            <w:r xmlns:w="http://schemas.openxmlformats.org/wordprocessingml/2006/main" xmlns:wp="http://schemas.openxmlformats.org/drawingml/2006/wordprocessingDrawing" xmlns:r="http://schemas.openxmlformats.org/officeDocument/2006/relationships" xmlns:w14="http://schemas.microsoft.com/office/word/2010/wordml">
+              <w:rPr>
+                <w:rFonts w:ascii="NikoshBAN" w:hAnsi="NikoshBAN" w:eastAsia="NikoshBAN" w:cs="NikoshBAN"/>
+                <w:i w:val="false"/>
+                <w:b w:val="true"/>
+                <w:u w:val="none"/>
+                <w:strike w:val="false"/>
+                <w:sz w:val="22"/>
+                <w:szCs w:val="22"/>
+                <w:color w:val="000000"/>
+              </w:rPr>
+              <w:t xml:space="preserve">-2.82</w:t>
+            </w:r>
+          </w:p>
+        </w:tc>
+        <w:tc>
+          <w:tcPr>
+            <w:tcBorders>
+              <w:bottom w:val="single" w:sz="8" w:space="0" w:color="000000"/>
+              <w:top w:val="single" w:sz="8" w:space="0" w:color="000000"/>
+              <w:left w:val="single" w:sz="8" w:space="0" w:color="000000"/>
+              <w:right w:val="single" w:sz="8" w:space="0" w:color="000000"/>
+            </w:tcBorders>
+            <w:shd w:val="clear" w:color="auto" w:fill="FFFFFF"/>
+            <w:tcMar>
+              <w:top w:w="0" w:type="dxa"/>
+              <w:bottom w:w="0" w:type="dxa"/>
+              <w:left w:w="0" w:type="dxa"/>
+              <w:right w:w="0" w:type="dxa"/>
+            </w:tcMar>
+            <w:vAlign w:val="center"/>
+          </w:tcPr>
+          <w:p>
+            <w:pPr>
+              <w:jc w:val="right"/>
+              <w:pBdr>
+                <w:bottom w:val="none" w:sz="0" w:space="0" w:color="000000"/>
+                <w:top w:val="none" w:sz="0" w:space="0" w:color="000000"/>
+                <w:left w:val="none" w:sz="0" w:space="0" w:color="000000"/>
+                <w:right w:val="none" w:sz="0" w:space="0" w:color="000000"/>
+              </w:pBdr>
+              <w:spacing w:after="100" w:before="100" w:line="240"/>
+              <w:ind w:left="100" w:right="100" w:firstLine="0" w:firstLineChars="0"/>
+              <w:rPr>
+                <w:rFonts w:ascii="NikoshBAN" w:hAnsi="NikoshBAN" w:eastAsia="NikoshBAN" w:cs="NikoshBAN"/>
+                <w:i w:val="false"/>
+                <w:b w:val="true"/>
+                <w:u w:val="none"/>
+                <w:strike w:val="false"/>
+                <w:sz w:val="22"/>
+                <w:szCs w:val="22"/>
+                <w:color w:val="000000"/>
+              </w:rPr>
+            </w:pPr>
+            <w:r xmlns:w="http://schemas.openxmlformats.org/wordprocessingml/2006/main" xmlns:wp="http://schemas.openxmlformats.org/drawingml/2006/wordprocessingDrawing" xmlns:r="http://schemas.openxmlformats.org/officeDocument/2006/relationships" xmlns:w14="http://schemas.microsoft.com/office/word/2010/wordml">
+              <w:rPr>
+                <w:rFonts w:ascii="NikoshBAN" w:hAnsi="NikoshBAN" w:eastAsia="NikoshBAN" w:cs="NikoshBAN"/>
+                <w:i w:val="false"/>
+                <w:b w:val="true"/>
+                <w:u w:val="none"/>
+                <w:strike w:val="false"/>
+                <w:sz w:val="22"/>
+                <w:szCs w:val="22"/>
+                <w:color w:val="000000"/>
+              </w:rPr>
+              <w:t xml:space="preserve">-100.00%</w:t>
+            </w:r>
+          </w:p>
+        </w:tc>
+        <w:tc>
+          <w:tcPr>
+            <w:tcBorders>
+              <w:bottom w:val="single" w:sz="8" w:space="0" w:color="000000"/>
+              <w:top w:val="single" w:sz="8" w:space="0" w:color="000000"/>
+              <w:left w:val="single" w:sz="8" w:space="0" w:color="000000"/>
+              <w:right w:val="single" w:sz="8" w:space="0" w:color="000000"/>
+            </w:tcBorders>
+            <w:shd w:val="clear" w:color="auto" w:fill="FFFFFF"/>
+            <w:tcMar>
+              <w:top w:w="0" w:type="dxa"/>
+              <w:bottom w:w="0" w:type="dxa"/>
+              <w:left w:w="0" w:type="dxa"/>
+              <w:right w:w="0" w:type="dxa"/>
+            </w:tcMar>
+            <w:vAlign w:val="center"/>
+          </w:tcPr>
+          <w:p>
+            <w:pPr>
+              <w:jc w:val="right"/>
+              <w:pBdr>
+                <w:bottom w:val="none" w:sz="0" w:space="0" w:color="000000"/>
+                <w:top w:val="none" w:sz="0" w:space="0" w:color="000000"/>
+                <w:left w:val="none" w:sz="0" w:space="0" w:color="000000"/>
+                <w:right w:val="none" w:sz="0" w:space="0" w:color="000000"/>
+              </w:pBdr>
+              <w:spacing w:after="100" w:before="100" w:line="240"/>
+              <w:ind w:left="100" w:right="100" w:firstLine="0" w:firstLineChars="0"/>
+              <w:rPr>
+                <w:rFonts w:ascii="NikoshBAN" w:hAnsi="NikoshBAN" w:eastAsia="NikoshBAN" w:cs="NikoshBAN"/>
+                <w:i w:val="false"/>
+                <w:b w:val="true"/>
+                <w:u w:val="none"/>
+                <w:strike w:val="false"/>
+                <w:sz w:val="22"/>
+                <w:szCs w:val="22"/>
+                <w:color w:val="000000"/>
+              </w:rPr>
+            </w:pPr>
+            <w:r xmlns:w="http://schemas.openxmlformats.org/wordprocessingml/2006/main" xmlns:wp="http://schemas.openxmlformats.org/drawingml/2006/wordprocessingDrawing" xmlns:r="http://schemas.openxmlformats.org/officeDocument/2006/relationships" xmlns:w14="http://schemas.microsoft.com/office/word/2010/wordml">
+              <w:rPr>
+                <w:rFonts w:ascii="NikoshBAN" w:hAnsi="NikoshBAN" w:eastAsia="NikoshBAN" w:cs="NikoshBAN"/>
+                <w:i w:val="false"/>
+                <w:b w:val="true"/>
+                <w:u w:val="none"/>
+                <w:strike w:val="false"/>
+                <w:sz w:val="22"/>
+                <w:szCs w:val="22"/>
+                <w:color w:val="000000"/>
+              </w:rPr>
+              <w:t xml:space="preserve">0.00</w:t>
+            </w:r>
+          </w:p>
+        </w:tc>
+        <w:tc>
+          <w:tcPr>
+            <w:tcBorders>
+              <w:bottom w:val="single" w:sz="8" w:space="0" w:color="000000"/>
+              <w:top w:val="single" w:sz="8" w:space="0" w:color="000000"/>
+              <w:left w:val="single" w:sz="8" w:space="0" w:color="000000"/>
+              <w:right w:val="single" w:sz="8" w:space="0" w:color="000000"/>
+            </w:tcBorders>
+            <w:shd w:val="clear" w:color="auto" w:fill="FFFFFF"/>
+            <w:tcMar>
+              <w:top w:w="0" w:type="dxa"/>
+              <w:bottom w:w="0" w:type="dxa"/>
+              <w:left w:w="0" w:type="dxa"/>
+              <w:right w:w="0" w:type="dxa"/>
+            </w:tcMar>
+            <w:vAlign w:val="center"/>
+          </w:tcPr>
+          <w:p>
+            <w:pPr>
+              <w:jc w:val="left"/>
+              <w:pBdr>
+                <w:bottom w:val="none" w:sz="0" w:space="0" w:color="000000"/>
+                <w:top w:val="none" w:sz="0" w:space="0" w:color="000000"/>
+                <w:left w:val="none" w:sz="0" w:space="0" w:color="000000"/>
+                <w:right w:val="none" w:sz="0" w:space="0" w:color="000000"/>
+              </w:pBdr>
+              <w:spacing w:after="100" w:before="100" w:line="240"/>
+              <w:ind w:left="100" w:right="100" w:firstLine="0" w:firstLineChars="0"/>
+              <w:rPr>
+                <w:rFonts w:ascii="NikoshBAN" w:hAnsi="NikoshBAN" w:eastAsia="NikoshBAN" w:cs="NikoshBAN"/>
+                <w:i w:val="false"/>
+                <w:b w:val="true"/>
+                <w:u w:val="none"/>
+                <w:strike w:val="false"/>
+                <w:sz w:val="22"/>
+                <w:szCs w:val="22"/>
+                <w:color w:val="000000"/>
+              </w:rPr>
+            </w:pPr>
+            <w:r xmlns:w="http://schemas.openxmlformats.org/wordprocessingml/2006/main" xmlns:wp="http://schemas.openxmlformats.org/drawingml/2006/wordprocessingDrawing" xmlns:r="http://schemas.openxmlformats.org/officeDocument/2006/relationships" xmlns:w14="http://schemas.microsoft.com/office/word/2010/wordml">
+              <w:rPr>
+                <w:rFonts w:ascii="NikoshBAN" w:hAnsi="NikoshBAN" w:eastAsia="NikoshBAN" w:cs="NikoshBAN"/>
+                <w:i w:val="false"/>
+                <w:b w:val="true"/>
                 <w:u w:val="none"/>
                 <w:strike w:val="false"/>
                 <w:sz w:val="22"/>
